--- a/submission/final-draft/VillageCoverage_성과보고서_20261023.docx
+++ b/submission/final-draft/VillageCoverage_성과보고서_20261023.docx
@@ -656,6 +656,7 @@
           </w:tcPr>
           <w:p>
             <w:pPr>
+              <w:pageBreakBefore/>
               <w:wordWrap/>
               <w:spacing w:after="0" w:line="14" w:lineRule="atLeast"/>
               <w:jc w:val="center"/>
